--- a/SKINNY_128-256/RESULTS.docx
+++ b/SKINNY_128-256/RESULTS.docx
@@ -12,7 +12,23 @@
       </w:r>
       <w:proofErr w:type="gramEnd"/>
       <w:r>
-        <w:t xml:space="preserve"> + [ y_0_13 ] + [ x_1_0 ] + k_0= 0</w:t>
+        <w:t xml:space="preserve"> + [ y_0_</w:t>
+      </w:r>
+      <w:proofErr w:type="gramStart"/>
+      <w:r>
+        <w:t>13 ]</w:t>
+      </w:r>
+      <w:proofErr w:type="gramEnd"/>
+      <w:r>
+        <w:t xml:space="preserve"> + [ x_1_</w:t>
+      </w:r>
+      <w:proofErr w:type="gramStart"/>
+      <w:r>
+        <w:t>0 ]</w:t>
+      </w:r>
+      <w:proofErr w:type="gramEnd"/>
+      <w:r>
+        <w:t xml:space="preserve"> + k_0= 0</w:t>
       </w:r>
     </w:p>
     <w:p>
@@ -89,7 +105,15 @@
       </w:r>
       <w:proofErr w:type="gramEnd"/>
       <w:r>
-        <w:t xml:space="preserve"> + [ x_4_1 ] + k_11= 0</w:t>
+        <w:t xml:space="preserve"> + [ x_4_</w:t>
+      </w:r>
+      <w:proofErr w:type="gramStart"/>
+      <w:r>
+        <w:t>1 ]</w:t>
+      </w:r>
+      <w:proofErr w:type="gramEnd"/>
+      <w:r>
+        <w:t xml:space="preserve"> + k_11= 0</w:t>
       </w:r>
     </w:p>
     <w:p>
@@ -251,7 +275,15 @@
       </w:r>
       <w:proofErr w:type="gramEnd"/>
       <w:r>
-        <w:t xml:space="preserve"> + y_6_12 + [ x_7_3 ] + k_4= 0</w:t>
+        <w:t xml:space="preserve"> + y_6_12 + [ x_7_</w:t>
+      </w:r>
+      <w:proofErr w:type="gramStart"/>
+      <w:r>
+        <w:t>3 ]</w:t>
+      </w:r>
+      <w:proofErr w:type="gramEnd"/>
+      <w:r>
+        <w:t xml:space="preserve"> + k_4= 0</w:t>
       </w:r>
     </w:p>
     <w:p>
@@ -269,7 +301,15 @@
       </w:r>
       <w:proofErr w:type="gramEnd"/>
       <w:r>
-        <w:t xml:space="preserve"> + [ x_7_15 ] + k_4= 0</w:t>
+        <w:t xml:space="preserve"> + [ x_7_</w:t>
+      </w:r>
+      <w:proofErr w:type="gramStart"/>
+      <w:r>
+        <w:t>15 ]</w:t>
+      </w:r>
+      <w:proofErr w:type="gramEnd"/>
+      <w:r>
+        <w:t xml:space="preserve"> + k_4= 0</w:t>
       </w:r>
     </w:p>
     <w:p>
@@ -321,7 +361,15 @@
       </w:r>
       <w:proofErr w:type="gramEnd"/>
       <w:r>
-        <w:t xml:space="preserve"> + y_8_14 + [ x_9_1 ] + k_6= 0</w:t>
+        <w:t xml:space="preserve"> + y_8_14 + [ x_9_</w:t>
+      </w:r>
+      <w:proofErr w:type="gramStart"/>
+      <w:r>
+        <w:t>1 ]</w:t>
+      </w:r>
+      <w:proofErr w:type="gramEnd"/>
+      <w:r>
+        <w:t xml:space="preserve"> + k_6= 0</w:t>
       </w:r>
     </w:p>
     <w:p>
@@ -334,7 +382,15 @@
       </w:r>
       <w:proofErr w:type="gramEnd"/>
       <w:r>
-        <w:t xml:space="preserve"> + y_8_8 + [ x_9_14 ] + k_3= 0</w:t>
+        <w:t xml:space="preserve"> + y_8_8 + [ x_9_</w:t>
+      </w:r>
+      <w:proofErr w:type="gramStart"/>
+      <w:r>
+        <w:t>14 ]</w:t>
+      </w:r>
+      <w:proofErr w:type="gramEnd"/>
+      <w:r>
+        <w:t xml:space="preserve"> + k_3= 0</w:t>
       </w:r>
     </w:p>
     <w:p>
@@ -542,7 +598,23 @@
       </w:r>
       <w:proofErr w:type="gramEnd"/>
       <w:r>
-        <w:t xml:space="preserve"> + [ y_0_13 ] + [ x_1_0 ] + k_0= 0</w:t>
+        <w:t xml:space="preserve"> + [ y_0_</w:t>
+      </w:r>
+      <w:proofErr w:type="gramStart"/>
+      <w:r>
+        <w:t>13 ]</w:t>
+      </w:r>
+      <w:proofErr w:type="gramEnd"/>
+      <w:r>
+        <w:t xml:space="preserve"> + [ x_1_</w:t>
+      </w:r>
+      <w:proofErr w:type="gramStart"/>
+      <w:r>
+        <w:t>0 ]</w:t>
+      </w:r>
+      <w:proofErr w:type="gramEnd"/>
+      <w:r>
+        <w:t xml:space="preserve"> + k_0= 0</w:t>
       </w:r>
     </w:p>
     <w:p>
@@ -699,7 +771,15 @@
       </w:r>
       <w:proofErr w:type="gramEnd"/>
       <w:r>
-        <w:t xml:space="preserve"> + [ y_4_11 ] + y_4_14 + x_5_1 + k_3= 0</w:t>
+        <w:t xml:space="preserve"> + [ y_4_</w:t>
+      </w:r>
+      <w:proofErr w:type="gramStart"/>
+      <w:r>
+        <w:t>11 ]</w:t>
+      </w:r>
+      <w:proofErr w:type="gramEnd"/>
+      <w:r>
+        <w:t xml:space="preserve"> + y_4_14 + x_5_1 + k_3= 0</w:t>
       </w:r>
     </w:p>
     <w:p>
@@ -803,7 +883,15 @@
       </w:r>
       <w:proofErr w:type="gramEnd"/>
       <w:r>
-        <w:t xml:space="preserve"> + y_6_12 + [ x_7_3 ] + k_4= 0</w:t>
+        <w:t xml:space="preserve"> + y_6_12 + [ x_7_</w:t>
+      </w:r>
+      <w:proofErr w:type="gramStart"/>
+      <w:r>
+        <w:t>3 ]</w:t>
+      </w:r>
+      <w:proofErr w:type="gramEnd"/>
+      <w:r>
+        <w:t xml:space="preserve"> + k_4= 0</w:t>
       </w:r>
     </w:p>
     <w:p>
@@ -849,7 +937,15 @@
       </w:r>
       <w:proofErr w:type="gramEnd"/>
       <w:r>
-        <w:t xml:space="preserve"> + y_8_8 + [ x_9_14 ] + k_3= 0</w:t>
+        <w:t xml:space="preserve"> + y_8_8 + [ x_9_</w:t>
+      </w:r>
+      <w:proofErr w:type="gramStart"/>
+      <w:r>
+        <w:t>14 ]</w:t>
+      </w:r>
+      <w:proofErr w:type="gramEnd"/>
+      <w:r>
+        <w:t xml:space="preserve"> + k_3= 0</w:t>
       </w:r>
     </w:p>
     <w:p>
@@ -1056,7 +1152,15 @@
       </w:r>
       <w:proofErr w:type="gramEnd"/>
       <w:r>
-        <w:t xml:space="preserve"> + [ y_0_10 ] + </w:t>
+        <w:t xml:space="preserve"> + [ y_0_</w:t>
+      </w:r>
+      <w:proofErr w:type="gramStart"/>
+      <w:r>
+        <w:t>10 ]</w:t>
+      </w:r>
+      <w:proofErr w:type="gramEnd"/>
+      <w:r>
+        <w:t xml:space="preserve"> + </w:t>
       </w:r>
       <w:r>
         <w:rPr>
@@ -1241,7 +1345,15 @@
       </w:r>
       <w:proofErr w:type="gramEnd"/>
       <w:r>
-        <w:t xml:space="preserve"> + y_3_9 + [ x_4_11 ] + k_10= 0</w:t>
+        <w:t xml:space="preserve"> + y_3_9 + [ x_4_</w:t>
+      </w:r>
+      <w:proofErr w:type="gramStart"/>
+      <w:r>
+        <w:t>11 ]</w:t>
+      </w:r>
+      <w:proofErr w:type="gramEnd"/>
+      <w:r>
+        <w:t xml:space="preserve"> + k_10= 0</w:t>
       </w:r>
     </w:p>
     <w:p>
@@ -1264,20 +1376,36 @@
       </w:r>
       <w:proofErr w:type="gramEnd"/>
       <w:r>
-        <w:t xml:space="preserve"> + [ y_4_11 ] + y_4_14 + x_5_1 + k_3= 0</w:t>
-      </w:r>
-    </w:p>
-    <w:p>
-      <w:r>
         <w:t xml:space="preserve"> + [ y_4_</w:t>
       </w:r>
       <w:proofErr w:type="gramStart"/>
       <w:r>
+        <w:t>11 ]</w:t>
+      </w:r>
+      <w:proofErr w:type="gramEnd"/>
+      <w:r>
+        <w:t xml:space="preserve"> + y_4_14 + x_5_1 + k_3= 0</w:t>
+      </w:r>
+    </w:p>
+    <w:p>
+      <w:r>
+        <w:t xml:space="preserve"> + [ y_4_</w:t>
+      </w:r>
+      <w:proofErr w:type="gramStart"/>
+      <w:r>
         <w:t>1 ]</w:t>
       </w:r>
       <w:proofErr w:type="gramEnd"/>
       <w:r>
-        <w:t xml:space="preserve"> + [ y_4_11 ] + x_5_13 + k_3= 0</w:t>
+        <w:t xml:space="preserve"> + [ y_4_</w:t>
+      </w:r>
+      <w:proofErr w:type="gramStart"/>
+      <w:r>
+        <w:t>11 ]</w:t>
+      </w:r>
+      <w:proofErr w:type="gramEnd"/>
+      <w:r>
+        <w:t xml:space="preserve"> + x_5_13 + k_3= 0</w:t>
       </w:r>
     </w:p>
     <w:p>
@@ -1441,7 +1569,15 @@
       </w:r>
       <w:proofErr w:type="gramEnd"/>
       <w:r>
-        <w:t xml:space="preserve"> + [ x_8_2 ] + k_11= 0</w:t>
+        <w:t xml:space="preserve"> + [ x_8_</w:t>
+      </w:r>
+      <w:proofErr w:type="gramStart"/>
+      <w:r>
+        <w:t>2 ]</w:t>
+      </w:r>
+      <w:proofErr w:type="gramEnd"/>
+      <w:r>
+        <w:t xml:space="preserve"> + k_11= 0</w:t>
       </w:r>
     </w:p>
     <w:p>
@@ -1463,7 +1599,15 @@
       </w:r>
       <w:proofErr w:type="gramEnd"/>
       <w:r>
-        <w:t xml:space="preserve"> + [ x_9_9 ] + k_7= 0</w:t>
+        <w:t xml:space="preserve"> + [ x_9_</w:t>
+      </w:r>
+      <w:proofErr w:type="gramStart"/>
+      <w:r>
+        <w:t>9 ]</w:t>
+      </w:r>
+      <w:proofErr w:type="gramEnd"/>
+      <w:r>
+        <w:t xml:space="preserve"> + k_7= 0</w:t>
       </w:r>
     </w:p>
     <w:p>
@@ -1670,7 +1814,15 @@
       </w:r>
       <w:proofErr w:type="gramEnd"/>
       <w:r>
-        <w:t xml:space="preserve"> + [ x_5_5 ] + k_3= 0</w:t>
+        <w:t xml:space="preserve"> + [ x_5_</w:t>
+      </w:r>
+      <w:proofErr w:type="gramStart"/>
+      <w:r>
+        <w:t>5 ]</w:t>
+      </w:r>
+      <w:proofErr w:type="gramEnd"/>
+      <w:r>
+        <w:t xml:space="preserve"> + k_3= 0</w:t>
       </w:r>
     </w:p>
     <w:p>
@@ -1696,137 +1848,23 @@
       </w:r>
       <w:proofErr w:type="gramEnd"/>
       <w:r>
-        <w:t xml:space="preserve"> + [ x_9_6 ] + k_3= 0</w:t>
+        <w:t xml:space="preserve"> + [ x_9_</w:t>
+      </w:r>
+      <w:proofErr w:type="gramStart"/>
+      <w:r>
+        <w:t>6 ]</w:t>
+      </w:r>
+      <w:proofErr w:type="gramEnd"/>
+      <w:r>
+        <w:t xml:space="preserve"> + k_3= 0</w:t>
       </w:r>
     </w:p>
     <w:p/>
     <w:p/>
-    <w:p/>
     <w:p>
       <w:pPr>
         <w:pStyle w:val="a7"/>
-        <w:numPr>
-          <w:ilvl w:val="0"/>
-          <w:numId w:val="1"/>
-        </w:numPr>
-        <w:ind w:firstLineChars="0"/>
-      </w:pPr>
-      <w:r>
-        <w:rPr>
-          <w:rFonts w:hint="eastAsia"/>
-        </w:rPr>
-        <w:t xml:space="preserve">快，大概率已经有人做和我们一样的东西， Gaussian </w:t>
-      </w:r>
-      <w:r>
-        <w:t>Elimination</w:t>
-      </w:r>
-      <w:r>
-        <w:rPr>
-          <w:rFonts w:hint="eastAsia"/>
-        </w:rPr>
-        <w:t>，我们一定要尽快发表</w:t>
-      </w:r>
-    </w:p>
-    <w:p>
-      <w:pPr>
-        <w:pStyle w:val="a7"/>
-        <w:numPr>
-          <w:ilvl w:val="0"/>
-          <w:numId w:val="1"/>
-        </w:numPr>
-        <w:ind w:firstLineChars="0"/>
-      </w:pPr>
-      <w:r>
-        <w:rPr>
-          <w:rFonts w:hint="eastAsia"/>
-        </w:rPr>
-        <w:t>工作量不够</w:t>
-      </w:r>
-    </w:p>
-    <w:p>
-      <w:pPr>
-        <w:pStyle w:val="a7"/>
-        <w:numPr>
-          <w:ilvl w:val="0"/>
-          <w:numId w:val="1"/>
-        </w:numPr>
-        <w:ind w:firstLineChars="0"/>
-      </w:pPr>
-      <w:r>
-        <w:t>I</w:t>
-      </w:r>
-      <w:r>
-        <w:rPr>
-          <w:rFonts w:hint="eastAsia"/>
-        </w:rPr>
-        <w:t>dea站住，后面不用慌张，安下心来会更好</w:t>
-      </w:r>
-    </w:p>
-    <w:p>
-      <w:pPr>
-        <w:pStyle w:val="a7"/>
-        <w:numPr>
-          <w:ilvl w:val="0"/>
-          <w:numId w:val="1"/>
-        </w:numPr>
-        <w:ind w:firstLineChars="0"/>
-      </w:pPr>
-      <w:r>
-        <w:t>P</w:t>
-      </w:r>
-      <w:r>
-        <w:rPr>
-          <w:rFonts w:hint="eastAsia"/>
-        </w:rPr>
-        <w:t>roject很可能无法结项，最后</w:t>
-      </w:r>
-      <w:proofErr w:type="gramStart"/>
-      <w:r>
-        <w:rPr>
-          <w:rFonts w:hint="eastAsia"/>
-        </w:rPr>
-        <w:t>我也毕不了</w:t>
-      </w:r>
-      <w:proofErr w:type="gramEnd"/>
-      <w:r>
-        <w:rPr>
-          <w:rFonts w:hint="eastAsia"/>
-        </w:rPr>
-        <w:t>业，后面工作也会受影响</w:t>
-      </w:r>
-    </w:p>
-    <w:p>
-      <w:pPr>
-        <w:pStyle w:val="a7"/>
-        <w:numPr>
-          <w:ilvl w:val="0"/>
-          <w:numId w:val="1"/>
-        </w:numPr>
-        <w:ind w:firstLineChars="0"/>
-      </w:pPr>
-      <w:r>
-        <w:rPr>
-          <w:rFonts w:hint="eastAsia"/>
-        </w:rPr>
-        <w:t>后面做更好的idea比如key recovery</w:t>
-      </w:r>
-      <w:proofErr w:type="gramStart"/>
-      <w:r>
-        <w:rPr>
-          <w:rFonts w:hint="eastAsia"/>
-        </w:rPr>
-        <w:t>发亚密</w:t>
-      </w:r>
-      <w:proofErr w:type="gramEnd"/>
-    </w:p>
-    <w:p>
-      <w:pPr>
-        <w:pStyle w:val="a7"/>
-        <w:numPr>
-          <w:ilvl w:val="0"/>
-          <w:numId w:val="1"/>
-        </w:numPr>
-        <w:ind w:firstLineChars="0"/>
+        <w:ind w:left="360" w:firstLineChars="0" w:firstLine="0"/>
         <w:rPr>
           <w:rFonts w:hint="eastAsia"/>
         </w:rPr>
